--- a/4-质量管理/流程制度规范类文件/HFSJ-ITSS-0402-管评管理制度.docx
+++ b/4-质量管理/流程制度规范类文件/HFSJ-ITSS-0402-管评管理制度.docx
@@ -3271,7 +3271,7 @@
               <w:rFonts w:hint="default"/>
               <w:lang w:val="en-US" w:eastAsia="zh-CN"/>
             </w:rPr>
-            <w:t>3.2. 产品产品质量部</w:t>
+            <w:t>3.2. 产品质量部</w:t>
           </w:r>
           <w:r>
             <w:tab/>
@@ -5885,7 +5885,7 @@
           <w:rFonts w:hint="default"/>
           <w:lang w:val="en-US" w:eastAsia="zh-CN"/>
         </w:rPr>
-        <w:t>本制度适用于对公司的信息技术服务标准体系的适宜性、充分性和有效性进行评审和评价，覆盖运维服务相关的所有部门：运维部、研发部、产品产品质量部、综合部、采购部、应急管理部。</w:t>
+        <w:t>本制度适用于对公司的信息技术服务标准体系的适宜性、充分性和有效性进行评审和评价，覆盖运维服务相关的所有部门：运维部、研发部、产品质量部、综合部、采购部、应急管理部。</w:t>
       </w:r>
     </w:p>
     <w:p>
@@ -6125,7 +6125,7 @@
           <w:rFonts w:hint="default"/>
           <w:lang w:val="en-US" w:eastAsia="zh-CN"/>
         </w:rPr>
-        <w:t>产品产品质量部</w:t>
+        <w:t>产品质量部</w:t>
       </w:r>
       <w:bookmarkEnd w:id="9"/>
       <w:bookmarkEnd w:id="10"/>
@@ -6791,7 +6791,7 @@
           <w:rFonts w:hint="default"/>
           <w:lang w:val="en-US" w:eastAsia="zh-CN"/>
         </w:rPr>
-        <w:t>配合产品产品质量部进行改进效果的验证。</w:t>
+        <w:t>配合产品质量部进行改进效果的验证。</w:t>
       </w:r>
     </w:p>
     <w:p>
@@ -7112,7 +7112,7 @@
           <w:rFonts w:hint="default"/>
           <w:lang w:val="en-US" w:eastAsia="zh-CN"/>
         </w:rPr>
-        <w:t>配合产品产品质量部进行改进效果的验证。</w:t>
+        <w:t>配合产品质量部进行改进效果的验证。</w:t>
       </w:r>
     </w:p>
     <w:p>
@@ -7440,7 +7440,7 @@
           <w:rFonts w:hint="default"/>
           <w:lang w:val="en-US" w:eastAsia="zh-CN"/>
         </w:rPr>
-        <w:t>配合产品产品质量部进行改进效果的验证。</w:t>
+        <w:t>配合产品质量部进行改进效果的验证。</w:t>
       </w:r>
     </w:p>
     <w:p>
@@ -7719,7 +7719,7 @@
           <w:rFonts w:hint="default"/>
           <w:lang w:val="en-US" w:eastAsia="zh-CN"/>
         </w:rPr>
-        <w:t>配合产品产品质量部进行改进效果的验证。</w:t>
+        <w:t>配合产品质量部进行改进效果的验证。</w:t>
       </w:r>
     </w:p>
     <w:p>
@@ -8033,7 +8033,7 @@
           <w:rFonts w:hint="default"/>
           <w:lang w:val="en-US" w:eastAsia="zh-CN"/>
         </w:rPr>
-        <w:t>配合产品产品质量部进行改进效果的验证。</w:t>
+        <w:t>配合产品质量部进行改进效果的验证。</w:t>
       </w:r>
     </w:p>
     <w:p>
@@ -8279,7 +8279,7 @@
           <w:rFonts w:hint="default"/>
           <w:lang w:val="en-US" w:eastAsia="zh-CN"/>
         </w:rPr>
-        <w:t>当遇到下列情况时，可不受上述条件限制，由产品产品质量部制定管理评审计划，经总经理批准后实施：</w:t>
+        <w:t>当遇到下列情况时，可不受上述条件限制，由产品质量部制定管理评审计划，经总经理批准后实施：</w:t>
       </w:r>
     </w:p>
     <w:p>
@@ -8560,7 +8560,7 @@
           <w:rFonts w:hint="default"/>
           <w:lang w:val="en-US" w:eastAsia="zh-CN"/>
         </w:rPr>
-        <w:t>管理评审以专题会议的方式进行，由总经理主持管理评审会议。会议参加人员包括总经理、产品产品质量部经理、各部门负责人、内审小组代表，必要时可吸收相关专业人员参加。</w:t>
+        <w:t>管理评审以专题会议的方式进行，由总经理主持管理评审会议。会议参加人员包括总经理、产品质量部经理、各部门负责人、内审小组代表，必要时可吸收相关专业人员参加。</w:t>
       </w:r>
     </w:p>
     <w:p>
@@ -8981,7 +8981,7 @@
           <w:rFonts w:hint="default"/>
           <w:lang w:val="en-US" w:eastAsia="zh-CN"/>
         </w:rPr>
-        <w:t>产品产品质量部负责组织编制《管理评审计划》，明确以下内容：</w:t>
+        <w:t>产品质量部负责组织编制《管理评审计划》，明确以下内容：</w:t>
       </w:r>
     </w:p>
     <w:p>
@@ -9255,7 +9255,7 @@
           <w:rFonts w:hint="default"/>
           <w:lang w:val="en-US" w:eastAsia="zh-CN"/>
         </w:rPr>
-        <w:t>各相关部门按《管理评审计划》要求，对照管理体系运行情况进行自评，按各自职责准备评审输入材料，并于规定时间内提交至产品产品质量部。</w:t>
+        <w:t>各相关部门按《管理评审计划》要求，对照管理体系运行情况进行自评，按各自职责准备评审输入材料，并于规定时间内提交至产品质量部。</w:t>
       </w:r>
     </w:p>
     <w:p>
@@ -9319,7 +9319,7 @@
           <w:rFonts w:hint="default"/>
           <w:lang w:val="en-US" w:eastAsia="zh-CN"/>
         </w:rPr>
-        <w:t>产品产品质量部将各相关部门提交的材料进行汇总、整理，形成《管理评审输入材料汇编》，提交总经理审阅。产品产品质量部应对输入材料的完整性和质量进行审核，确保满足评审要求。</w:t>
+        <w:t>产品质量部将各相关部门提交的材料进行汇总、整理，形成《管理评审输入材料汇编》，提交总经理审阅。产品质量部应对输入材料的完整性和质量进行审核，确保满足评审要求。</w:t>
       </w:r>
     </w:p>
     <w:p>
@@ -9383,7 +9383,7 @@
           <w:rFonts w:hint="default"/>
           <w:lang w:val="en-US" w:eastAsia="zh-CN"/>
         </w:rPr>
-        <w:t>产品产品质量部应安排好会议议程，经总经理批准后，提前下发《管理评审会议通知》至各参会人员，明确会议时间、地点、议程和注意事项。</w:t>
+        <w:t>产品质量部应安排好会议议程，经总经理批准后，提前下发《管理评审会议通知》至各参会人员，明确会议时间、地点、议程和注意事项。</w:t>
       </w:r>
     </w:p>
     <w:p>
@@ -10105,7 +10105,7 @@
                 <w:szCs w:val="22"/>
                 <w:lang w:val="en-US" w:eastAsia="zh-CN"/>
               </w:rPr>
-              <w:t>产品产品质量部</w:t>
+              <w:t>产品质量部</w:t>
             </w:r>
           </w:p>
         </w:tc>
@@ -10326,7 +10326,7 @@
                 <w:szCs w:val="22"/>
                 <w:lang w:val="en-US" w:eastAsia="zh-CN"/>
               </w:rPr>
-              <w:t>产品产品质量部</w:t>
+              <w:t>产品质量部</w:t>
             </w:r>
           </w:p>
         </w:tc>
@@ -10547,7 +10547,7 @@
                 <w:szCs w:val="22"/>
                 <w:lang w:val="en-US" w:eastAsia="zh-CN"/>
               </w:rPr>
-              <w:t>产品产品质量部</w:t>
+              <w:t>产品质量部</w:t>
             </w:r>
           </w:p>
         </w:tc>
@@ -10768,7 +10768,7 @@
                 <w:szCs w:val="22"/>
                 <w:lang w:val="en-US" w:eastAsia="zh-CN"/>
               </w:rPr>
-              <w:t>产品产品质量部、运维部</w:t>
+              <w:t>产品质量部、运维部</w:t>
             </w:r>
           </w:p>
         </w:tc>
@@ -10989,7 +10989,7 @@
                 <w:szCs w:val="22"/>
                 <w:lang w:val="en-US" w:eastAsia="zh-CN"/>
               </w:rPr>
-              <w:t>产品产品质量部</w:t>
+              <w:t>产品质量部</w:t>
             </w:r>
           </w:p>
         </w:tc>
@@ -12331,7 +12331,7 @@
                 <w:szCs w:val="22"/>
                 <w:lang w:val="en-US" w:eastAsia="zh-CN"/>
               </w:rPr>
-              <w:t>产品产品质量部</w:t>
+              <w:t>产品质量部</w:t>
             </w:r>
           </w:p>
         </w:tc>
@@ -12773,7 +12773,7 @@
                 <w:szCs w:val="22"/>
                 <w:lang w:val="en-US" w:eastAsia="zh-CN"/>
               </w:rPr>
-              <w:t>产品产品质量部</w:t>
+              <w:t>产品质量部</w:t>
             </w:r>
           </w:p>
         </w:tc>
@@ -12898,7 +12898,7 @@
           <w:rFonts w:hint="default"/>
           <w:lang w:val="en-US" w:eastAsia="zh-CN"/>
         </w:rPr>
-        <w:t>产品产品质量部负责组织各参会人员准时参加管理评审会议，与会人员在《管理评审会议签到表》上签到。签到表需记录参会人员姓名、部门、岗位。</w:t>
+        <w:t>产品质量部负责组织各参会人员准时参加管理评审会议，与会人员在《管理评审会议签到表》上签到。签到表需记录参会人员姓名、部门、岗位。</w:t>
       </w:r>
     </w:p>
     <w:p>
@@ -12962,7 +12962,7 @@
           <w:rFonts w:hint="default"/>
           <w:lang w:val="en-US" w:eastAsia="zh-CN"/>
         </w:rPr>
-        <w:t>产品产品质量部提交《运维服务体系运行情况报告》，对体系整体运行情况进行专题汇报，包括：</w:t>
+        <w:t>产品质量部提交《运维服务体系运行情况报告》，对体系整体运行情况进行专题汇报，包括：</w:t>
       </w:r>
     </w:p>
     <w:p>
@@ -13679,7 +13679,7 @@
           <w:rFonts w:hint="default"/>
           <w:lang w:val="en-US" w:eastAsia="zh-CN"/>
         </w:rPr>
-        <w:t>产品产品质量部指定专人负责管理评审会议记录，形成《管理评审会议记录》，记录内容包括：</w:t>
+        <w:t>产品质量部指定专人负责管理评审会议记录，形成《管理评审会议记录》，记录内容包括：</w:t>
       </w:r>
     </w:p>
     <w:p>
@@ -14156,7 +14156,7 @@
           <w:rFonts w:hint="default"/>
           <w:lang w:val="en-US" w:eastAsia="zh-CN"/>
         </w:rPr>
-        <w:t>产品产品质量部根据《管理评审会议记录》编写《管理评审报告》，报告应包括以下内容：</w:t>
+        <w:t>产品质量部根据《管理评审会议记录》编写《管理评审报告》，报告应包括以下内容：</w:t>
       </w:r>
     </w:p>
     <w:p>
@@ -14470,7 +14470,7 @@
           <w:rFonts w:hint="default"/>
           <w:lang w:val="en-US" w:eastAsia="zh-CN"/>
         </w:rPr>
-        <w:t>《管理评审报告》经产品产品质量部经理审核后，提交总经理批准。</w:t>
+        <w:t>《管理评审报告》经产品质量部经理审核后，提交总经理批准。</w:t>
       </w:r>
     </w:p>
     <w:p>
@@ -14539,7 +14539,7 @@
           <w:rFonts w:hint="default"/>
           <w:lang w:val="en-US" w:eastAsia="zh-CN"/>
         </w:rPr>
-        <w:t>经总经理批准的《管理评审报告》由产品产品质量部发放至各相关部门，并归档保存。</w:t>
+        <w:t>经总经理批准的《管理评审报告》由产品质量部发放至各相关部门，并归档保存。</w:t>
       </w:r>
     </w:p>
     <w:p>
@@ -14847,7 +14847,7 @@
           <w:rFonts w:hint="default"/>
           <w:lang w:val="en-US" w:eastAsia="zh-CN"/>
         </w:rPr>
-        <w:t>整改计划报产品产品质量部备案。</w:t>
+        <w:t>整改计划报产品质量部备案。</w:t>
       </w:r>
     </w:p>
     <w:p>
@@ -14911,7 +14911,7 @@
           <w:rFonts w:hint="default"/>
           <w:lang w:val="en-US" w:eastAsia="zh-CN"/>
         </w:rPr>
-        <w:t>责任部门按照整改计划组织实施改进工作，将改进任务纳入部门日常工作。对实施周期超过1个月的改进项，应每月向产品产品质量部反馈改进进展。</w:t>
+        <w:t>责任部门按照整改计划组织实施改进工作，将改进任务纳入部门日常工作。对实施周期超过1个月的改进项，应每月向产品质量部反馈改进进展。</w:t>
       </w:r>
     </w:p>
     <w:p>
@@ -14975,7 +14975,7 @@
           <w:rFonts w:hint="default"/>
           <w:lang w:val="en-US" w:eastAsia="zh-CN"/>
         </w:rPr>
-        <w:t>产品产品质量部负责对改进实施情况进行跟踪和监督，定期了解改进进展，记录在《管理评审整改跟踪记录》中。对进度滞后的及时提醒，必要时上报管理层协调。</w:t>
+        <w:t>产品质量部负责对改进实施情况进行跟踪和监督，定期了解改进进展，记录在《管理评审整改跟踪记录》中。对进度滞后的及时提醒，必要时上报管理层协调。</w:t>
       </w:r>
     </w:p>
     <w:p>
@@ -15044,7 +15044,7 @@
           <w:rFonts w:hint="default"/>
           <w:lang w:val="en-US" w:eastAsia="zh-CN"/>
         </w:rPr>
-        <w:t>改进完成后，责任部门向产品产品质量部提交验证申请。产品产品质量部组织相关人员对改进效果进行验证，确认：</w:t>
+        <w:t>改进完成后，责任部门向产品质量部提交验证申请。产品质量部组织相关人员对改进效果进行验证，确认：</w:t>
       </w:r>
     </w:p>
     <w:p>
@@ -15230,7 +15230,7 @@
           <w:rFonts w:hint="default"/>
           <w:lang w:val="en-US" w:eastAsia="zh-CN"/>
         </w:rPr>
-        <w:t>产品产品质量部将管理评审相关的所有资料、文件及记录按照公司要求归档和保管，包括：</w:t>
+        <w:t>产品质量部将管理评审相关的所有资料、文件及记录按照公司要求归档和保管，包括：</w:t>
       </w:r>
     </w:p>
     <w:p>
@@ -16781,7 +16781,7 @@
                 <w:szCs w:val="22"/>
                 <w:lang w:val="en-US" w:eastAsia="zh-CN"/>
               </w:rPr>
-              <w:t>产品产品质量部</w:t>
+              <w:t>产品质量部</w:t>
             </w:r>
           </w:p>
         </w:tc>
@@ -16999,7 +16999,7 @@
                 <w:szCs w:val="22"/>
                 <w:lang w:val="en-US" w:eastAsia="zh-CN"/>
               </w:rPr>
-              <w:t>产品产品质量部</w:t>
+              <w:t>产品质量部</w:t>
             </w:r>
           </w:p>
         </w:tc>
@@ -17217,7 +17217,7 @@
                 <w:szCs w:val="22"/>
                 <w:lang w:val="en-US" w:eastAsia="zh-CN"/>
               </w:rPr>
-              <w:t>产品产品质量部</w:t>
+              <w:t>产品质量部</w:t>
             </w:r>
           </w:p>
         </w:tc>
@@ -17435,7 +17435,7 @@
                 <w:szCs w:val="22"/>
                 <w:lang w:val="en-US" w:eastAsia="zh-CN"/>
               </w:rPr>
-              <w:t>产品产品质量部</w:t>
+              <w:t>产品质量部</w:t>
             </w:r>
           </w:p>
         </w:tc>
@@ -17653,7 +17653,7 @@
                 <w:szCs w:val="22"/>
                 <w:lang w:val="en-US" w:eastAsia="zh-CN"/>
               </w:rPr>
-              <w:t>产品产品质量部</w:t>
+              <w:t>产品质量部</w:t>
             </w:r>
           </w:p>
         </w:tc>
@@ -17871,7 +17871,7 @@
                 <w:szCs w:val="22"/>
                 <w:lang w:val="en-US" w:eastAsia="zh-CN"/>
               </w:rPr>
-              <w:t>产品产品质量部</w:t>
+              <w:t>产品质量部</w:t>
             </w:r>
           </w:p>
         </w:tc>
